--- a/Fase 1/Evidencias Individuales/Mansilla_Ruben_1.1_APT122_AutoevaluacionCompetenciasFase1.docx
+++ b/Fase 1/Evidencias Individuales/Mansilla_Ruben_1.1_APT122_AutoevaluacionCompetenciasFase1.docx
@@ -978,7 +978,7 @@
     <w:tbl>
       <w:tblPr>
         <w:tblStyle w:val="Tablaconcuadrcula"/>
-        <w:tblW w:w="9923" w:type="dxa"/>
+        <w:tblW w:w="10212" w:type="dxa"/>
         <w:jc w:val="center"/>
         <w:tblBorders>
           <w:top w:val="single" w:sz="4" w:space="0" w:color="BFBFBF" w:themeColor="background1" w:themeShade="BF"/>
@@ -991,13 +991,14 @@
         <w:tblLook w:val="04A0" w:firstRow="1" w:lastRow="0" w:firstColumn="1" w:lastColumn="0" w:noHBand="0" w:noVBand="1"/>
       </w:tblPr>
       <w:tblGrid>
-        <w:gridCol w:w="1931"/>
-        <w:gridCol w:w="1017"/>
-        <w:gridCol w:w="926"/>
-        <w:gridCol w:w="1055"/>
-        <w:gridCol w:w="1187"/>
-        <w:gridCol w:w="1250"/>
-        <w:gridCol w:w="2557"/>
+        <w:gridCol w:w="2072"/>
+        <w:gridCol w:w="937"/>
+        <w:gridCol w:w="883"/>
+        <w:gridCol w:w="1004"/>
+        <w:gridCol w:w="1090"/>
+        <w:gridCol w:w="855"/>
+        <w:gridCol w:w="1033"/>
+        <w:gridCol w:w="2338"/>
       </w:tblGrid>
       <w:tr>
         <w:trPr>
@@ -1006,7 +1007,7 @@
         </w:trPr>
         <w:tc>
           <w:tcPr>
-            <w:tcW w:w="1931" w:type="dxa"/>
+            <w:tcW w:w="2212" w:type="dxa"/>
             <w:vMerge w:val="restart"/>
             <w:vAlign w:val="center"/>
           </w:tcPr>
@@ -1033,8 +1034,8 @@
         </w:tc>
         <w:tc>
           <w:tcPr>
-            <w:tcW w:w="5435" w:type="dxa"/>
-            <w:gridSpan w:val="5"/>
+            <w:tcW w:w="5422" w:type="dxa"/>
+            <w:gridSpan w:val="6"/>
             <w:vAlign w:val="center"/>
           </w:tcPr>
           <w:p>
@@ -1060,8 +1061,7 @@
         </w:tc>
         <w:tc>
           <w:tcPr>
-            <w:tcW w:w="2557" w:type="dxa"/>
-            <w:vMerge w:val="restart"/>
+            <w:tcW w:w="2578" w:type="dxa"/>
             <w:vAlign w:val="center"/>
           </w:tcPr>
           <w:p>
@@ -1093,7 +1093,7 @@
         </w:trPr>
         <w:tc>
           <w:tcPr>
-            <w:tcW w:w="1931" w:type="dxa"/>
+            <w:tcW w:w="2212" w:type="dxa"/>
             <w:vMerge/>
           </w:tcPr>
           <w:p>
@@ -1110,7 +1110,7 @@
         </w:tc>
         <w:tc>
           <w:tcPr>
-            <w:tcW w:w="1017" w:type="dxa"/>
+            <w:tcW w:w="937" w:type="dxa"/>
             <w:vAlign w:val="center"/>
           </w:tcPr>
           <w:p>
@@ -1136,7 +1136,7 @@
         </w:tc>
         <w:tc>
           <w:tcPr>
-            <w:tcW w:w="926" w:type="dxa"/>
+            <w:tcW w:w="890" w:type="dxa"/>
             <w:vAlign w:val="center"/>
           </w:tcPr>
           <w:p>
@@ -1162,7 +1162,7 @@
         </w:tc>
         <w:tc>
           <w:tcPr>
-            <w:tcW w:w="1055" w:type="dxa"/>
+            <w:tcW w:w="1012" w:type="dxa"/>
             <w:vAlign w:val="center"/>
           </w:tcPr>
           <w:p>
@@ -1187,7 +1187,7 @@
         </w:tc>
         <w:tc>
           <w:tcPr>
-            <w:tcW w:w="1187" w:type="dxa"/>
+            <w:tcW w:w="1090" w:type="dxa"/>
             <w:vAlign w:val="center"/>
           </w:tcPr>
           <w:p>
@@ -1213,7 +1213,7 @@
         </w:tc>
         <w:tc>
           <w:tcPr>
-            <w:tcW w:w="1250" w:type="dxa"/>
+            <w:tcW w:w="236" w:type="dxa"/>
             <w:vAlign w:val="center"/>
           </w:tcPr>
           <w:p>
@@ -1239,8 +1239,8 @@
         </w:tc>
         <w:tc>
           <w:tcPr>
-            <w:tcW w:w="2557" w:type="dxa"/>
-            <w:vMerge/>
+            <w:tcW w:w="3835" w:type="dxa"/>
+            <w:gridSpan w:val="2"/>
           </w:tcPr>
           <w:p>
             <w:pPr>
@@ -1262,7 +1262,7 @@
         </w:trPr>
         <w:tc>
           <w:tcPr>
-            <w:tcW w:w="1931" w:type="dxa"/>
+            <w:tcW w:w="2212" w:type="dxa"/>
           </w:tcPr>
           <w:p>
             <w:pPr>
@@ -1270,7 +1270,56 @@
               <w:rPr>
                 <w:b/>
                 <w:bCs/>
-                <w:color w:val="FF0000"/>
+                <w:sz w:val="18"/>
+                <w:szCs w:val="18"/>
+              </w:rPr>
+            </w:pPr>
+            <w:r>
+              <w:rPr>
+                <w:b/>
+                <w:bCs/>
+                <w:sz w:val="18"/>
+                <w:szCs w:val="18"/>
+              </w:rPr>
+              <w:t>1. Desarrolla y construye soluciones de software e interfaces web funcionales según requerimientos del proyecto.</w:t>
+            </w:r>
+          </w:p>
+        </w:tc>
+        <w:tc>
+          <w:tcPr>
+            <w:tcW w:w="937" w:type="dxa"/>
+          </w:tcPr>
+          <w:p>
+            <w:pPr>
+              <w:jc w:val="center"/>
+              <w:rPr>
+                <w:b/>
+                <w:bCs/>
+                <w:sz w:val="18"/>
+                <w:szCs w:val="18"/>
+              </w:rPr>
+            </w:pPr>
+            <w:r>
+              <w:rPr>
+                <w:b/>
+                <w:bCs/>
+                <w:sz w:val="18"/>
+                <w:szCs w:val="18"/>
+              </w:rPr>
+              <w:t>X</w:t>
+            </w:r>
+          </w:p>
+        </w:tc>
+        <w:tc>
+          <w:tcPr>
+            <w:tcW w:w="890" w:type="dxa"/>
+          </w:tcPr>
+          <w:p>
+            <w:pPr>
+              <w:jc w:val="center"/>
+              <w:rPr>
+                <w:b/>
+                <w:bCs/>
                 <w:sz w:val="18"/>
                 <w:szCs w:val="18"/>
               </w:rPr>
@@ -1279,7 +1328,7 @@
         </w:tc>
         <w:tc>
           <w:tcPr>
-            <w:tcW w:w="1017" w:type="dxa"/>
+            <w:tcW w:w="1012" w:type="dxa"/>
           </w:tcPr>
           <w:p>
             <w:pPr>
@@ -1295,7 +1344,7 @@
         </w:tc>
         <w:tc>
           <w:tcPr>
-            <w:tcW w:w="926" w:type="dxa"/>
+            <w:tcW w:w="1090" w:type="dxa"/>
           </w:tcPr>
           <w:p>
             <w:pPr>
@@ -1311,7 +1360,7 @@
         </w:tc>
         <w:tc>
           <w:tcPr>
-            <w:tcW w:w="1055" w:type="dxa"/>
+            <w:tcW w:w="236" w:type="dxa"/>
           </w:tcPr>
           <w:p>
             <w:pPr>
@@ -1327,7 +1376,8 @@
         </w:tc>
         <w:tc>
           <w:tcPr>
-            <w:tcW w:w="1187" w:type="dxa"/>
+            <w:tcW w:w="3835" w:type="dxa"/>
+            <w:gridSpan w:val="2"/>
           </w:tcPr>
           <w:p>
             <w:pPr>
@@ -1339,38 +1389,24 @@
                 <w:szCs w:val="18"/>
               </w:rPr>
             </w:pPr>
-          </w:p>
-        </w:tc>
-        <w:tc>
-          <w:tcPr>
-            <w:tcW w:w="1250" w:type="dxa"/>
-          </w:tcPr>
-          <w:p>
-            <w:pPr>
-              <w:jc w:val="center"/>
+            <w:r>
               <w:rPr>
                 <w:b/>
                 <w:bCs/>
                 <w:sz w:val="18"/>
                 <w:szCs w:val="18"/>
               </w:rPr>
-            </w:pPr>
-          </w:p>
-        </w:tc>
-        <w:tc>
-          <w:tcPr>
-            <w:tcW w:w="2557" w:type="dxa"/>
-          </w:tcPr>
-          <w:p>
-            <w:pPr>
-              <w:jc w:val="center"/>
+              <w:t>A lo largo de la carrera y en las distintas evaluaciones, he logrado cumplir con un alto nivel en el desarrollo de soluciones informáticas para los proyectos requeridos</w:t>
+            </w:r>
+            <w:r>
               <w:rPr>
                 <w:b/>
                 <w:bCs/>
                 <w:sz w:val="18"/>
                 <w:szCs w:val="18"/>
               </w:rPr>
-            </w:pPr>
+              <w:t>.</w:t>
+            </w:r>
           </w:p>
         </w:tc>
       </w:tr>
@@ -1381,7 +1417,7 @@
         </w:trPr>
         <w:tc>
           <w:tcPr>
-            <w:tcW w:w="1931" w:type="dxa"/>
+            <w:tcW w:w="2212" w:type="dxa"/>
           </w:tcPr>
           <w:p>
             <w:pPr>
@@ -1389,7 +1425,65 @@
               <w:rPr>
                 <w:b/>
                 <w:bCs/>
-                <w:color w:val="FF0000"/>
+                <w:sz w:val="18"/>
+                <w:szCs w:val="18"/>
+              </w:rPr>
+            </w:pPr>
+            <w:r>
+              <w:rPr>
+                <w:b/>
+                <w:bCs/>
+                <w:sz w:val="18"/>
+                <w:szCs w:val="18"/>
+              </w:rPr>
+              <w:t>2. Administra e implementa bases de datos</w:t>
+            </w:r>
+            <w:r>
+              <w:rPr>
+                <w:b/>
+                <w:bCs/>
+                <w:sz w:val="18"/>
+                <w:szCs w:val="18"/>
+              </w:rPr>
+              <w:t>.</w:t>
+            </w:r>
+          </w:p>
+        </w:tc>
+        <w:tc>
+          <w:tcPr>
+            <w:tcW w:w="937" w:type="dxa"/>
+          </w:tcPr>
+          <w:p>
+            <w:pPr>
+              <w:jc w:val="center"/>
+              <w:rPr>
+                <w:b/>
+                <w:bCs/>
+                <w:sz w:val="18"/>
+                <w:szCs w:val="18"/>
+              </w:rPr>
+            </w:pPr>
+            <w:r>
+              <w:rPr>
+                <w:b/>
+                <w:bCs/>
+                <w:sz w:val="18"/>
+                <w:szCs w:val="18"/>
+              </w:rPr>
+              <w:t>X</w:t>
+            </w:r>
+          </w:p>
+        </w:tc>
+        <w:tc>
+          <w:tcPr>
+            <w:tcW w:w="890" w:type="dxa"/>
+          </w:tcPr>
+          <w:p>
+            <w:pPr>
+              <w:jc w:val="center"/>
+              <w:rPr>
+                <w:b/>
+                <w:bCs/>
                 <w:sz w:val="18"/>
                 <w:szCs w:val="18"/>
               </w:rPr>
@@ -1398,7 +1492,7 @@
         </w:tc>
         <w:tc>
           <w:tcPr>
-            <w:tcW w:w="1017" w:type="dxa"/>
+            <w:tcW w:w="1012" w:type="dxa"/>
           </w:tcPr>
           <w:p>
             <w:pPr>
@@ -1414,7 +1508,7 @@
         </w:tc>
         <w:tc>
           <w:tcPr>
-            <w:tcW w:w="926" w:type="dxa"/>
+            <w:tcW w:w="1090" w:type="dxa"/>
           </w:tcPr>
           <w:p>
             <w:pPr>
@@ -1430,7 +1524,7 @@
         </w:tc>
         <w:tc>
           <w:tcPr>
-            <w:tcW w:w="1055" w:type="dxa"/>
+            <w:tcW w:w="236" w:type="dxa"/>
           </w:tcPr>
           <w:p>
             <w:pPr>
@@ -1446,7 +1540,8 @@
         </w:tc>
         <w:tc>
           <w:tcPr>
-            <w:tcW w:w="1187" w:type="dxa"/>
+            <w:tcW w:w="3835" w:type="dxa"/>
+            <w:gridSpan w:val="2"/>
           </w:tcPr>
           <w:p>
             <w:pPr>
@@ -1458,38 +1553,24 @@
                 <w:szCs w:val="18"/>
               </w:rPr>
             </w:pPr>
-          </w:p>
-        </w:tc>
-        <w:tc>
-          <w:tcPr>
-            <w:tcW w:w="1250" w:type="dxa"/>
-          </w:tcPr>
-          <w:p>
-            <w:pPr>
-              <w:jc w:val="center"/>
+            <w:r>
               <w:rPr>
                 <w:b/>
                 <w:bCs/>
                 <w:sz w:val="18"/>
                 <w:szCs w:val="18"/>
               </w:rPr>
-            </w:pPr>
-          </w:p>
-        </w:tc>
-        <w:tc>
-          <w:tcPr>
-            <w:tcW w:w="2557" w:type="dxa"/>
-          </w:tcPr>
-          <w:p>
-            <w:pPr>
-              <w:jc w:val="center"/>
+              <w:t>En las evaluaciones, desde modelar y consultar hasta programar consultas en bases de datos, he logrado un alto nivel respecto a lo requerido por la institución</w:t>
+            </w:r>
+            <w:r>
               <w:rPr>
                 <w:b/>
                 <w:bCs/>
                 <w:sz w:val="18"/>
                 <w:szCs w:val="18"/>
               </w:rPr>
-            </w:pPr>
+              <w:t>.</w:t>
+            </w:r>
           </w:p>
         </w:tc>
       </w:tr>
@@ -1500,7 +1581,57 @@
         </w:trPr>
         <w:tc>
           <w:tcPr>
-            <w:tcW w:w="1931" w:type="dxa"/>
+            <w:tcW w:w="2212" w:type="dxa"/>
+          </w:tcPr>
+          <w:p>
+            <w:pPr>
+              <w:jc w:val="center"/>
+              <w:rPr>
+                <w:b/>
+                <w:bCs/>
+                <w:sz w:val="18"/>
+                <w:szCs w:val="18"/>
+              </w:rPr>
+            </w:pPr>
+            <w:r>
+              <w:rPr>
+                <w:b/>
+                <w:bCs/>
+                <w:sz w:val="18"/>
+                <w:szCs w:val="18"/>
+              </w:rPr>
+              <w:t>3. Gestiona proyectos informáticos utilizando metodologías de desarrollo y herramientas de control de versiones.</w:t>
+            </w:r>
+          </w:p>
+        </w:tc>
+        <w:tc>
+          <w:tcPr>
+            <w:tcW w:w="937" w:type="dxa"/>
+          </w:tcPr>
+          <w:p>
+            <w:pPr>
+              <w:jc w:val="center"/>
+              <w:rPr>
+                <w:b/>
+                <w:bCs/>
+                <w:sz w:val="18"/>
+                <w:szCs w:val="18"/>
+              </w:rPr>
+            </w:pPr>
+            <w:r>
+              <w:rPr>
+                <w:b/>
+                <w:bCs/>
+                <w:sz w:val="18"/>
+                <w:szCs w:val="18"/>
+              </w:rPr>
+              <w:t>X</w:t>
+            </w:r>
+          </w:p>
+        </w:tc>
+        <w:tc>
+          <w:tcPr>
+            <w:tcW w:w="890" w:type="dxa"/>
           </w:tcPr>
           <w:p>
             <w:pPr>
@@ -1516,7 +1647,7 @@
         </w:tc>
         <w:tc>
           <w:tcPr>
-            <w:tcW w:w="1017" w:type="dxa"/>
+            <w:tcW w:w="1012" w:type="dxa"/>
           </w:tcPr>
           <w:p>
             <w:pPr>
@@ -1532,7 +1663,7 @@
         </w:tc>
         <w:tc>
           <w:tcPr>
-            <w:tcW w:w="926" w:type="dxa"/>
+            <w:tcW w:w="1090" w:type="dxa"/>
           </w:tcPr>
           <w:p>
             <w:pPr>
@@ -1548,7 +1679,7 @@
         </w:tc>
         <w:tc>
           <w:tcPr>
-            <w:tcW w:w="1055" w:type="dxa"/>
+            <w:tcW w:w="236" w:type="dxa"/>
           </w:tcPr>
           <w:p>
             <w:pPr>
@@ -1564,7 +1695,8 @@
         </w:tc>
         <w:tc>
           <w:tcPr>
-            <w:tcW w:w="1187" w:type="dxa"/>
+            <w:tcW w:w="3835" w:type="dxa"/>
+            <w:gridSpan w:val="2"/>
           </w:tcPr>
           <w:p>
             <w:pPr>
@@ -1576,38 +1708,53 @@
                 <w:szCs w:val="18"/>
               </w:rPr>
             </w:pPr>
-          </w:p>
-        </w:tc>
-        <w:tc>
-          <w:tcPr>
-            <w:tcW w:w="1250" w:type="dxa"/>
-          </w:tcPr>
-          <w:p>
-            <w:pPr>
-              <w:jc w:val="center"/>
+            <w:r>
               <w:rPr>
                 <w:b/>
                 <w:bCs/>
                 <w:sz w:val="18"/>
                 <w:szCs w:val="18"/>
               </w:rPr>
-            </w:pPr>
-          </w:p>
-        </w:tc>
-        <w:tc>
-          <w:tcPr>
-            <w:tcW w:w="2557" w:type="dxa"/>
-          </w:tcPr>
-          <w:p>
-            <w:pPr>
-              <w:jc w:val="center"/>
+              <w:t>He logrado desarrollarme de acuerdo con lo solicitado, aplicando tanto metodologías Ágiles como de Cascada, y demostrando criterio para elegir la adecuada según el proyecto</w:t>
+            </w:r>
+            <w:r>
               <w:rPr>
                 <w:b/>
                 <w:bCs/>
                 <w:sz w:val="18"/>
                 <w:szCs w:val="18"/>
               </w:rPr>
-            </w:pPr>
+              <w:t xml:space="preserve"> educativos</w:t>
+            </w:r>
+            <w:r>
+              <w:rPr>
+                <w:b/>
+                <w:bCs/>
+                <w:sz w:val="18"/>
+                <w:szCs w:val="18"/>
+              </w:rPr>
+              <w:t>. Además, este es un punto fuerte en mi situación actual, ya que en mi trabajo me desempeño como coordinador de iniciativas de transformación digital. En este rol gestiono proyectos desarrollados por consultoras externas, revisando frecuentemente su avance y dando solución a los bloqueos (</w:t>
+            </w:r>
+            <w:proofErr w:type="spellStart"/>
+            <w:r>
+              <w:rPr>
+                <w:b/>
+                <w:bCs/>
+                <w:sz w:val="18"/>
+                <w:szCs w:val="18"/>
+              </w:rPr>
+              <w:t>stoppers</w:t>
+            </w:r>
+            <w:proofErr w:type="spellEnd"/>
+            <w:r>
+              <w:rPr>
+                <w:b/>
+                <w:bCs/>
+                <w:sz w:val="18"/>
+                <w:szCs w:val="18"/>
+              </w:rPr>
+              <w:t>) que se presentan para lograr los desarrollos requeridos por la institución.</w:t>
+            </w:r>
           </w:p>
         </w:tc>
       </w:tr>
@@ -1618,7 +1765,66 @@
         </w:trPr>
         <w:tc>
           <w:tcPr>
-            <w:tcW w:w="1931" w:type="dxa"/>
+            <w:tcW w:w="2212" w:type="dxa"/>
+          </w:tcPr>
+          <w:p>
+            <w:pPr>
+              <w:jc w:val="center"/>
+              <w:rPr>
+                <w:b/>
+                <w:bCs/>
+                <w:sz w:val="18"/>
+                <w:szCs w:val="18"/>
+              </w:rPr>
+            </w:pPr>
+            <w:r>
+              <w:rPr>
+                <w:b/>
+                <w:bCs/>
+                <w:sz w:val="18"/>
+                <w:szCs w:val="18"/>
+              </w:rPr>
+              <w:t>4</w:t>
+            </w:r>
+            <w:r>
+              <w:rPr>
+                <w:b/>
+                <w:bCs/>
+                <w:sz w:val="18"/>
+                <w:szCs w:val="18"/>
+              </w:rPr>
+              <w:t>. Analiza, diseña y modela arquitecturas de sistemas informáticos antes de su implementación.</w:t>
+            </w:r>
+          </w:p>
+        </w:tc>
+        <w:tc>
+          <w:tcPr>
+            <w:tcW w:w="937" w:type="dxa"/>
+          </w:tcPr>
+          <w:p>
+            <w:pPr>
+              <w:jc w:val="center"/>
+              <w:rPr>
+                <w:b/>
+                <w:bCs/>
+                <w:sz w:val="18"/>
+                <w:szCs w:val="18"/>
+              </w:rPr>
+            </w:pPr>
+            <w:r>
+              <w:rPr>
+                <w:b/>
+                <w:bCs/>
+                <w:sz w:val="18"/>
+                <w:szCs w:val="18"/>
+              </w:rPr>
+              <w:t>X</w:t>
+            </w:r>
+          </w:p>
+        </w:tc>
+        <w:tc>
+          <w:tcPr>
+            <w:tcW w:w="890" w:type="dxa"/>
           </w:tcPr>
           <w:p>
             <w:pPr>
@@ -1634,7 +1840,7 @@
         </w:tc>
         <w:tc>
           <w:tcPr>
-            <w:tcW w:w="1017" w:type="dxa"/>
+            <w:tcW w:w="1012" w:type="dxa"/>
           </w:tcPr>
           <w:p>
             <w:pPr>
@@ -1650,7 +1856,7 @@
         </w:tc>
         <w:tc>
           <w:tcPr>
-            <w:tcW w:w="926" w:type="dxa"/>
+            <w:tcW w:w="1090" w:type="dxa"/>
           </w:tcPr>
           <w:p>
             <w:pPr>
@@ -1666,7 +1872,7 @@
         </w:tc>
         <w:tc>
           <w:tcPr>
-            <w:tcW w:w="1055" w:type="dxa"/>
+            <w:tcW w:w="236" w:type="dxa"/>
           </w:tcPr>
           <w:p>
             <w:pPr>
@@ -1682,7 +1888,8 @@
         </w:tc>
         <w:tc>
           <w:tcPr>
-            <w:tcW w:w="1187" w:type="dxa"/>
+            <w:tcW w:w="3835" w:type="dxa"/>
+            <w:gridSpan w:val="2"/>
           </w:tcPr>
           <w:p>
             <w:pPr>
@@ -1694,643 +1901,28 @@
                 <w:szCs w:val="18"/>
               </w:rPr>
             </w:pPr>
-          </w:p>
-        </w:tc>
-        <w:tc>
-          <w:tcPr>
-            <w:tcW w:w="1250" w:type="dxa"/>
-          </w:tcPr>
-          <w:p>
-            <w:pPr>
-              <w:jc w:val="center"/>
+            <w:r>
               <w:rPr>
                 <w:b/>
                 <w:bCs/>
                 <w:sz w:val="18"/>
                 <w:szCs w:val="18"/>
               </w:rPr>
-            </w:pPr>
-          </w:p>
-        </w:tc>
-        <w:tc>
-          <w:tcPr>
-            <w:tcW w:w="2557" w:type="dxa"/>
-          </w:tcPr>
-          <w:p>
-            <w:pPr>
-              <w:jc w:val="center"/>
+              <w:t>Totalmente logrado, ya que para proyectos y casos de estudio he partido desde la elección de las arquitecturas y tecnologías, modelando a la vez esta elección para tener claridad al momento en que sea desarrollada la solución</w:t>
+            </w:r>
+            <w:r>
               <w:rPr>
                 <w:b/>
                 <w:bCs/>
                 <w:sz w:val="18"/>
                 <w:szCs w:val="18"/>
               </w:rPr>
-            </w:pPr>
-          </w:p>
-        </w:tc>
-      </w:tr>
-      <w:tr>
-        <w:trPr>
-          <w:trHeight w:val="591"/>
-          <w:jc w:val="center"/>
-        </w:trPr>
-        <w:tc>
-          <w:tcPr>
-            <w:tcW w:w="1931" w:type="dxa"/>
-          </w:tcPr>
-          <w:p>
-            <w:pPr>
-              <w:jc w:val="center"/>
-              <w:rPr>
-                <w:b/>
-                <w:bCs/>
-                <w:sz w:val="18"/>
-                <w:szCs w:val="18"/>
-              </w:rPr>
-            </w:pPr>
-          </w:p>
-        </w:tc>
-        <w:tc>
-          <w:tcPr>
-            <w:tcW w:w="1017" w:type="dxa"/>
-          </w:tcPr>
-          <w:p>
-            <w:pPr>
-              <w:jc w:val="center"/>
-              <w:rPr>
-                <w:b/>
-                <w:bCs/>
-                <w:sz w:val="18"/>
-                <w:szCs w:val="18"/>
-              </w:rPr>
-            </w:pPr>
-          </w:p>
-        </w:tc>
-        <w:tc>
-          <w:tcPr>
-            <w:tcW w:w="926" w:type="dxa"/>
-          </w:tcPr>
-          <w:p>
-            <w:pPr>
-              <w:jc w:val="center"/>
-              <w:rPr>
-                <w:b/>
-                <w:bCs/>
-                <w:sz w:val="18"/>
-                <w:szCs w:val="18"/>
-              </w:rPr>
-            </w:pPr>
-          </w:p>
-        </w:tc>
-        <w:tc>
-          <w:tcPr>
-            <w:tcW w:w="1055" w:type="dxa"/>
-          </w:tcPr>
-          <w:p>
-            <w:pPr>
-              <w:jc w:val="center"/>
-              <w:rPr>
-                <w:b/>
-                <w:bCs/>
-                <w:sz w:val="18"/>
-                <w:szCs w:val="18"/>
-              </w:rPr>
-            </w:pPr>
-          </w:p>
-        </w:tc>
-        <w:tc>
-          <w:tcPr>
-            <w:tcW w:w="1187" w:type="dxa"/>
-          </w:tcPr>
-          <w:p>
-            <w:pPr>
-              <w:jc w:val="center"/>
-              <w:rPr>
-                <w:b/>
-                <w:bCs/>
-                <w:sz w:val="18"/>
-                <w:szCs w:val="18"/>
-              </w:rPr>
-            </w:pPr>
-          </w:p>
-        </w:tc>
-        <w:tc>
-          <w:tcPr>
-            <w:tcW w:w="1250" w:type="dxa"/>
-          </w:tcPr>
-          <w:p>
-            <w:pPr>
-              <w:jc w:val="center"/>
-              <w:rPr>
-                <w:b/>
-                <w:bCs/>
-                <w:sz w:val="18"/>
-                <w:szCs w:val="18"/>
-              </w:rPr>
-            </w:pPr>
-          </w:p>
-        </w:tc>
-        <w:tc>
-          <w:tcPr>
-            <w:tcW w:w="2557" w:type="dxa"/>
-          </w:tcPr>
-          <w:p>
-            <w:pPr>
-              <w:jc w:val="center"/>
-              <w:rPr>
-                <w:b/>
-                <w:bCs/>
-                <w:sz w:val="18"/>
-                <w:szCs w:val="18"/>
-              </w:rPr>
-            </w:pPr>
-          </w:p>
-        </w:tc>
-      </w:tr>
-      <w:tr>
-        <w:trPr>
-          <w:trHeight w:val="576"/>
-          <w:jc w:val="center"/>
-        </w:trPr>
-        <w:tc>
-          <w:tcPr>
-            <w:tcW w:w="1931" w:type="dxa"/>
-          </w:tcPr>
-          <w:p>
-            <w:pPr>
-              <w:jc w:val="center"/>
-              <w:rPr>
-                <w:b/>
-                <w:bCs/>
-                <w:sz w:val="18"/>
-                <w:szCs w:val="18"/>
-              </w:rPr>
-            </w:pPr>
-          </w:p>
-        </w:tc>
-        <w:tc>
-          <w:tcPr>
-            <w:tcW w:w="1017" w:type="dxa"/>
-          </w:tcPr>
-          <w:p>
-            <w:pPr>
-              <w:jc w:val="center"/>
-              <w:rPr>
-                <w:b/>
-                <w:bCs/>
-                <w:sz w:val="18"/>
-                <w:szCs w:val="18"/>
-              </w:rPr>
-            </w:pPr>
-          </w:p>
-        </w:tc>
-        <w:tc>
-          <w:tcPr>
-            <w:tcW w:w="926" w:type="dxa"/>
-          </w:tcPr>
-          <w:p>
-            <w:pPr>
-              <w:jc w:val="center"/>
-              <w:rPr>
-                <w:b/>
-                <w:bCs/>
-                <w:sz w:val="18"/>
-                <w:szCs w:val="18"/>
-              </w:rPr>
-            </w:pPr>
-          </w:p>
-        </w:tc>
-        <w:tc>
-          <w:tcPr>
-            <w:tcW w:w="1055" w:type="dxa"/>
-          </w:tcPr>
-          <w:p>
-            <w:pPr>
-              <w:jc w:val="center"/>
-              <w:rPr>
-                <w:b/>
-                <w:bCs/>
-                <w:sz w:val="18"/>
-                <w:szCs w:val="18"/>
-              </w:rPr>
-            </w:pPr>
-          </w:p>
-        </w:tc>
-        <w:tc>
-          <w:tcPr>
-            <w:tcW w:w="1187" w:type="dxa"/>
-          </w:tcPr>
-          <w:p>
-            <w:pPr>
-              <w:jc w:val="center"/>
-              <w:rPr>
-                <w:b/>
-                <w:bCs/>
-                <w:sz w:val="18"/>
-                <w:szCs w:val="18"/>
-              </w:rPr>
-            </w:pPr>
-          </w:p>
-        </w:tc>
-        <w:tc>
-          <w:tcPr>
-            <w:tcW w:w="1250" w:type="dxa"/>
-          </w:tcPr>
-          <w:p>
-            <w:pPr>
-              <w:jc w:val="center"/>
-              <w:rPr>
-                <w:b/>
-                <w:bCs/>
-                <w:sz w:val="18"/>
-                <w:szCs w:val="18"/>
-              </w:rPr>
-            </w:pPr>
-          </w:p>
-        </w:tc>
-        <w:tc>
-          <w:tcPr>
-            <w:tcW w:w="2557" w:type="dxa"/>
-          </w:tcPr>
-          <w:p>
-            <w:pPr>
-              <w:jc w:val="center"/>
-              <w:rPr>
-                <w:b/>
-                <w:bCs/>
-                <w:sz w:val="18"/>
-                <w:szCs w:val="18"/>
-              </w:rPr>
-            </w:pPr>
-          </w:p>
-        </w:tc>
-      </w:tr>
-      <w:tr>
-        <w:trPr>
-          <w:trHeight w:val="591"/>
-          <w:jc w:val="center"/>
-        </w:trPr>
-        <w:tc>
-          <w:tcPr>
-            <w:tcW w:w="1931" w:type="dxa"/>
-          </w:tcPr>
-          <w:p>
-            <w:pPr>
-              <w:jc w:val="center"/>
-              <w:rPr>
-                <w:b/>
-                <w:bCs/>
-                <w:sz w:val="18"/>
-                <w:szCs w:val="18"/>
-              </w:rPr>
-            </w:pPr>
-          </w:p>
-        </w:tc>
-        <w:tc>
-          <w:tcPr>
-            <w:tcW w:w="1017" w:type="dxa"/>
-          </w:tcPr>
-          <w:p>
-            <w:pPr>
-              <w:jc w:val="center"/>
-              <w:rPr>
-                <w:b/>
-                <w:bCs/>
-                <w:sz w:val="18"/>
-                <w:szCs w:val="18"/>
-              </w:rPr>
-            </w:pPr>
-          </w:p>
-        </w:tc>
-        <w:tc>
-          <w:tcPr>
-            <w:tcW w:w="926" w:type="dxa"/>
-          </w:tcPr>
-          <w:p>
-            <w:pPr>
-              <w:jc w:val="center"/>
-              <w:rPr>
-                <w:b/>
-                <w:bCs/>
-                <w:sz w:val="18"/>
-                <w:szCs w:val="18"/>
-              </w:rPr>
-            </w:pPr>
-          </w:p>
-        </w:tc>
-        <w:tc>
-          <w:tcPr>
-            <w:tcW w:w="1055" w:type="dxa"/>
-          </w:tcPr>
-          <w:p>
-            <w:pPr>
-              <w:jc w:val="center"/>
-              <w:rPr>
-                <w:b/>
-                <w:bCs/>
-                <w:sz w:val="18"/>
-                <w:szCs w:val="18"/>
-              </w:rPr>
-            </w:pPr>
-          </w:p>
-        </w:tc>
-        <w:tc>
-          <w:tcPr>
-            <w:tcW w:w="1187" w:type="dxa"/>
-          </w:tcPr>
-          <w:p>
-            <w:pPr>
-              <w:jc w:val="center"/>
-              <w:rPr>
-                <w:b/>
-                <w:bCs/>
-                <w:sz w:val="18"/>
-                <w:szCs w:val="18"/>
-              </w:rPr>
-            </w:pPr>
-          </w:p>
-        </w:tc>
-        <w:tc>
-          <w:tcPr>
-            <w:tcW w:w="1250" w:type="dxa"/>
-          </w:tcPr>
-          <w:p>
-            <w:pPr>
-              <w:jc w:val="center"/>
-              <w:rPr>
-                <w:b/>
-                <w:bCs/>
-                <w:sz w:val="18"/>
-                <w:szCs w:val="18"/>
-              </w:rPr>
-            </w:pPr>
-          </w:p>
-        </w:tc>
-        <w:tc>
-          <w:tcPr>
-            <w:tcW w:w="2557" w:type="dxa"/>
-          </w:tcPr>
-          <w:p>
-            <w:pPr>
-              <w:jc w:val="center"/>
-              <w:rPr>
-                <w:b/>
-                <w:bCs/>
-                <w:sz w:val="18"/>
-                <w:szCs w:val="18"/>
-              </w:rPr>
-            </w:pPr>
-          </w:p>
-        </w:tc>
-      </w:tr>
-      <w:tr>
-        <w:trPr>
-          <w:trHeight w:val="576"/>
-          <w:jc w:val="center"/>
-        </w:trPr>
-        <w:tc>
-          <w:tcPr>
-            <w:tcW w:w="1931" w:type="dxa"/>
-          </w:tcPr>
-          <w:p>
-            <w:pPr>
-              <w:jc w:val="center"/>
-              <w:rPr>
-                <w:b/>
-                <w:bCs/>
-                <w:sz w:val="18"/>
-                <w:szCs w:val="18"/>
-              </w:rPr>
-            </w:pPr>
-          </w:p>
-        </w:tc>
-        <w:tc>
-          <w:tcPr>
-            <w:tcW w:w="1017" w:type="dxa"/>
-          </w:tcPr>
-          <w:p>
-            <w:pPr>
-              <w:jc w:val="center"/>
-              <w:rPr>
-                <w:b/>
-                <w:bCs/>
-                <w:sz w:val="18"/>
-                <w:szCs w:val="18"/>
-              </w:rPr>
-            </w:pPr>
-          </w:p>
-        </w:tc>
-        <w:tc>
-          <w:tcPr>
-            <w:tcW w:w="926" w:type="dxa"/>
-          </w:tcPr>
-          <w:p>
-            <w:pPr>
-              <w:jc w:val="center"/>
-              <w:rPr>
-                <w:b/>
-                <w:bCs/>
-                <w:sz w:val="18"/>
-                <w:szCs w:val="18"/>
-              </w:rPr>
-            </w:pPr>
-          </w:p>
-        </w:tc>
-        <w:tc>
-          <w:tcPr>
-            <w:tcW w:w="1055" w:type="dxa"/>
-          </w:tcPr>
-          <w:p>
-            <w:pPr>
-              <w:jc w:val="center"/>
-              <w:rPr>
-                <w:b/>
-                <w:bCs/>
-                <w:sz w:val="18"/>
-                <w:szCs w:val="18"/>
-              </w:rPr>
-            </w:pPr>
-          </w:p>
-        </w:tc>
-        <w:tc>
-          <w:tcPr>
-            <w:tcW w:w="1187" w:type="dxa"/>
-          </w:tcPr>
-          <w:p>
-            <w:pPr>
-              <w:jc w:val="center"/>
-              <w:rPr>
-                <w:b/>
-                <w:bCs/>
-                <w:sz w:val="18"/>
-                <w:szCs w:val="18"/>
-              </w:rPr>
-            </w:pPr>
-          </w:p>
-        </w:tc>
-        <w:tc>
-          <w:tcPr>
-            <w:tcW w:w="1250" w:type="dxa"/>
-          </w:tcPr>
-          <w:p>
-            <w:pPr>
-              <w:jc w:val="center"/>
-              <w:rPr>
-                <w:b/>
-                <w:bCs/>
-                <w:sz w:val="18"/>
-                <w:szCs w:val="18"/>
-              </w:rPr>
-            </w:pPr>
-          </w:p>
-        </w:tc>
-        <w:tc>
-          <w:tcPr>
-            <w:tcW w:w="2557" w:type="dxa"/>
-          </w:tcPr>
-          <w:p>
-            <w:pPr>
-              <w:jc w:val="center"/>
-              <w:rPr>
-                <w:b/>
-                <w:bCs/>
-                <w:sz w:val="18"/>
-                <w:szCs w:val="18"/>
-              </w:rPr>
-            </w:pPr>
-          </w:p>
-        </w:tc>
-      </w:tr>
-      <w:tr>
-        <w:trPr>
-          <w:trHeight w:val="576"/>
-          <w:jc w:val="center"/>
-        </w:trPr>
-        <w:tc>
-          <w:tcPr>
-            <w:tcW w:w="1931" w:type="dxa"/>
-          </w:tcPr>
-          <w:p>
-            <w:pPr>
-              <w:jc w:val="center"/>
-              <w:rPr>
-                <w:b/>
-                <w:bCs/>
-                <w:sz w:val="18"/>
-                <w:szCs w:val="18"/>
-              </w:rPr>
-            </w:pPr>
-          </w:p>
-        </w:tc>
-        <w:tc>
-          <w:tcPr>
-            <w:tcW w:w="1017" w:type="dxa"/>
-          </w:tcPr>
-          <w:p>
-            <w:pPr>
-              <w:jc w:val="center"/>
-              <w:rPr>
-                <w:b/>
-                <w:bCs/>
-                <w:sz w:val="18"/>
-                <w:szCs w:val="18"/>
-              </w:rPr>
-            </w:pPr>
-          </w:p>
-        </w:tc>
-        <w:tc>
-          <w:tcPr>
-            <w:tcW w:w="926" w:type="dxa"/>
-          </w:tcPr>
-          <w:p>
-            <w:pPr>
-              <w:jc w:val="center"/>
-              <w:rPr>
-                <w:b/>
-                <w:bCs/>
-                <w:sz w:val="18"/>
-                <w:szCs w:val="18"/>
-              </w:rPr>
-            </w:pPr>
-          </w:p>
-        </w:tc>
-        <w:tc>
-          <w:tcPr>
-            <w:tcW w:w="1055" w:type="dxa"/>
-          </w:tcPr>
-          <w:p>
-            <w:pPr>
-              <w:jc w:val="center"/>
-              <w:rPr>
-                <w:b/>
-                <w:bCs/>
-                <w:sz w:val="18"/>
-                <w:szCs w:val="18"/>
-              </w:rPr>
-            </w:pPr>
-          </w:p>
-        </w:tc>
-        <w:tc>
-          <w:tcPr>
-            <w:tcW w:w="1187" w:type="dxa"/>
-          </w:tcPr>
-          <w:p>
-            <w:pPr>
-              <w:jc w:val="center"/>
-              <w:rPr>
-                <w:b/>
-                <w:bCs/>
-                <w:sz w:val="18"/>
-                <w:szCs w:val="18"/>
-              </w:rPr>
-            </w:pPr>
-          </w:p>
-        </w:tc>
-        <w:tc>
-          <w:tcPr>
-            <w:tcW w:w="1250" w:type="dxa"/>
-          </w:tcPr>
-          <w:p>
-            <w:pPr>
-              <w:jc w:val="center"/>
-              <w:rPr>
-                <w:b/>
-                <w:bCs/>
-                <w:sz w:val="18"/>
-                <w:szCs w:val="18"/>
-              </w:rPr>
-            </w:pPr>
-          </w:p>
-        </w:tc>
-        <w:tc>
-          <w:tcPr>
-            <w:tcW w:w="2557" w:type="dxa"/>
-          </w:tcPr>
-          <w:p>
-            <w:pPr>
-              <w:jc w:val="center"/>
-              <w:rPr>
-                <w:b/>
-                <w:bCs/>
-                <w:sz w:val="18"/>
-                <w:szCs w:val="18"/>
-              </w:rPr>
-            </w:pPr>
+              <w:t>.</w:t>
+            </w:r>
           </w:p>
         </w:tc>
       </w:tr>
     </w:tbl>
-    <w:p>
-      <w:pPr>
-        <w:pStyle w:val="Prrafodelista"/>
-        <w:ind w:left="435"/>
-        <w:rPr>
-          <w:rFonts w:cstheme="minorHAnsi"/>
-          <w:sz w:val="20"/>
-          <w:szCs w:val="20"/>
-        </w:rPr>
-      </w:pPr>
-    </w:p>
     <w:p>
       <w:pPr>
         <w:rPr>
@@ -2611,14 +2203,14 @@
                 </wp:anchor>
               </w:drawing>
             </mc:Choice>
-            <mc:Fallback xmlns:a14="http://schemas.microsoft.com/office/drawing/2010/main" xmlns:a="http://schemas.openxmlformats.org/drawingml/2006/main">
+            <mc:Fallback>
               <w:pict>
-                <v:group id="Grupo 32" style="position:absolute;margin-left:0;margin-top:0;width:610.5pt;height:15pt;z-index:251659264;mso-width-percent:1000;mso-position-horizontal:center;mso-position-horizontal-relative:page;mso-position-vertical:center;mso-position-vertical-relative:bottom-margin-area;mso-width-percent:1000" coordsize="12255,300" coordorigin=",14970" o:spid="_x0000_s1026" w14:anchorId="51D00065" o:gfxdata="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">
+                <v:group w14:anchorId="51D00065" id="Grupo 32" o:spid="_x0000_s1026" style="position:absolute;margin-left:0;margin-top:0;width:610.5pt;height:15pt;z-index:251659264;mso-width-percent:1000;mso-position-horizontal:center;mso-position-horizontal-relative:page;mso-position-vertical:center;mso-position-vertical-relative:bottom-margin-area;mso-width-percent:1000" coordorigin=",14970" coordsize="12255,300" o:gfxdata="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">
                   <v:shapetype id="_x0000_t202" coordsize="21600,21600" o:spt="202" path="m,l,21600r21600,l21600,xe">
                     <v:stroke joinstyle="miter"/>
                     <v:path gradientshapeok="t" o:connecttype="rect"/>
                   </v:shapetype>
-                  <v:shape id="Text Box 25" style="position:absolute;left:10803;top:14982;width:659;height:288;visibility:visible;mso-wrap-style:square;v-text-anchor:top" o:spid="_x0000_s1027" filled="f" stroked="f" type="#_x0000_t202" o:gfxdata="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">
+                  <v:shape id="Text Box 25" o:spid="_x0000_s1027" type="#_x0000_t202" style="position:absolute;left:10803;top:14982;width:659;height:288;visibility:visible;mso-wrap-style:square;v-text-anchor:top" o:gfxdata="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" filled="f" stroked="f">
                     <v:textbox inset="0,0,0,0">
                       <w:txbxContent>
                         <w:p>
@@ -2652,20 +2244,20 @@
                       </w:txbxContent>
                     </v:textbox>
                   </v:shape>
-                  <v:group id="Group 31" style="position:absolute;top:14970;width:12255;height:230;flip:x" coordsize="12255,230" coordorigin="-8,14978" o:spid="_x0000_s1028" o:gfxdata="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">
-                    <v:shapetype id="_x0000_t34" coordsize="21600,21600" o:oned="t" filled="f" o:spt="34" adj="10800" path="m,l@0,0@0,21600,21600,21600e">
+                  <v:group id="Group 31" o:spid="_x0000_s1028" style="position:absolute;top:14970;width:12255;height:230;flip:x" coordorigin="-8,14978" coordsize="12255,230" o:gfxdata="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">
+                    <v:shapetype id="_x0000_t34" coordsize="21600,21600" o:spt="34" o:oned="t" adj="10800" path="m,l@0,0@0,21600,21600,21600e" filled="f">
                       <v:stroke joinstyle="miter"/>
                       <v:formulas>
                         <v:f eqn="val #0"/>
                       </v:formulas>
-                      <v:path fillok="f" arrowok="t" o:connecttype="none"/>
+                      <v:path arrowok="t" fillok="f" o:connecttype="none"/>
                       <v:handles>
                         <v:h position="#0,center"/>
                       </v:handles>
                       <o:lock v:ext="edit" shapetype="t"/>
                     </v:shapetype>
-                    <v:shape id="AutoShape 27" style="position:absolute;left:-8;top:14978;width:1260;height:230;flip:y;visibility:visible;mso-wrap-style:square" o:spid="_x0000_s1029" strokecolor="#a5a5a5" o:connectortype="elbow" type="#_x0000_t34" o:gfxdata="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"/>
-                    <v:shape id="AutoShape 28" style="position:absolute;left:1252;top:14978;width:10995;height:230;rotation:180;visibility:visible;mso-wrap-style:square" o:spid="_x0000_s1030" strokecolor="#a5a5a5" o:connectortype="elbow" type="#_x0000_t34" adj="20904" o:gfxdata="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"/>
+                    <v:shape id="AutoShape 27" o:spid="_x0000_s1029" type="#_x0000_t34" style="position:absolute;left:-8;top:14978;width:1260;height:230;flip:y;visibility:visible;mso-wrap-style:square" o:connectortype="elbow" o:gfxdata="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" strokecolor="#a5a5a5"/>
+                    <v:shape id="AutoShape 28" o:spid="_x0000_s1030" type="#_x0000_t34" style="position:absolute;left:1252;top:14978;width:10995;height:230;rotation:180;visibility:visible;mso-wrap-style:square" o:connectortype="elbow" o:gfxdata="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" adj="20904" strokecolor="#a5a5a5"/>
                   </v:group>
                   <w10:wrap anchorx="page" anchory="margin"/>
                 </v:group>
@@ -8457,7 +8049,6 @@
   <w:style w:type="character" w:default="1" w:styleId="Fuentedeprrafopredeter">
     <w:name w:val="Default Paragraph Font"/>
     <w:uiPriority w:val="1"/>
-    <w:semiHidden/>
     <w:unhideWhenUsed/>
   </w:style>
   <w:style w:type="table" w:default="1" w:styleId="Tablanormal">
@@ -9758,10 +9349,6 @@
 </file>
 
 <file path=customXml/item1.xml><?xml version="1.0" encoding="utf-8"?>
-<b:Sources xmlns:b="http://schemas.openxmlformats.org/officeDocument/2006/bibliography" xmlns="http://schemas.openxmlformats.org/officeDocument/2006/bibliography" SelectedStyle="\APASixthEditionOfficeOnline.xsl" StyleName="APA" Version="6"/>
-</file>
-
-<file path=customXml/item2.xml><?xml version="1.0" encoding="utf-8"?>
 <ct:contentTypeSchema xmlns:ct="http://schemas.microsoft.com/office/2006/metadata/contentType" xmlns:ma="http://schemas.microsoft.com/office/2006/metadata/properties/metaAttributes" ct:_="" ma:_="" ma:contentTypeName="Documento" ma:contentTypeID="0x010100E96778489EE7714D8BD12CC105EB918B" ma:contentTypeVersion="2" ma:contentTypeDescription="Crear nuevo documento." ma:contentTypeScope="" ma:versionID="416c5c7ae9b5d54d83875cd3c65194e3">
   <xsd:schema xmlns:xsd="http://www.w3.org/2001/XMLSchema" xmlns:xs="http://www.w3.org/2001/XMLSchema" xmlns:p="http://schemas.microsoft.com/office/2006/metadata/properties" xmlns:ns2="126e8a1c-9ea9-435a-ac89-d06c80d62e30" targetNamespace="http://schemas.microsoft.com/office/2006/metadata/properties" ma:root="true" ma:fieldsID="70a237c842677bd850644f8595079f5e" ns2:_="">
     <xsd:import namespace="126e8a1c-9ea9-435a-ac89-d06c80d62e30"/>
@@ -9893,13 +9480,11 @@
 </ct:contentTypeSchema>
 </file>
 
-<file path=customXml/item3.xml><?xml version="1.0" encoding="utf-8"?>
-<p:properties xmlns:p="http://schemas.microsoft.com/office/2006/metadata/properties" xmlns:xsi="http://www.w3.org/2001/XMLSchema-instance" xmlns:pc="http://schemas.microsoft.com/office/infopath/2007/PartnerControls">
-  <documentManagement/>
-</p:properties>
+<file path=customXml/item2.xml><?xml version="1.0" encoding="utf-8"?>
+<b:Sources xmlns:b="http://schemas.openxmlformats.org/officeDocument/2006/bibliography" xmlns="http://schemas.openxmlformats.org/officeDocument/2006/bibliography" SelectedStyle="\APASixthEditionOfficeOnline.xsl" StyleName="APA" Version="6"/>
 </file>
 
-<file path=customXml/item4.xml><?xml version="1.0" encoding="utf-8"?>
+<file path=customXml/item3.xml><?xml version="1.0" encoding="utf-8"?>
 <?mso-contentType ?>
 <FormTemplates xmlns="http://schemas.microsoft.com/sharepoint/v3/contenttype/forms">
   <Display>DocumentLibraryForm</Display>
@@ -9908,15 +9493,13 @@
 </FormTemplates>
 </file>
 
-<file path=customXml/itemProps1.xml><?xml version="1.0" encoding="utf-8"?>
-<ds:datastoreItem xmlns:ds="http://schemas.openxmlformats.org/officeDocument/2006/customXml" ds:itemID="{6E8A10B9-B765-4F0B-A47F-7CB788CD8F65}">
-  <ds:schemaRefs>
-    <ds:schemaRef ds:uri="http://schemas.openxmlformats.org/officeDocument/2006/bibliography"/>
-  </ds:schemaRefs>
-</ds:datastoreItem>
+<file path=customXml/item4.xml><?xml version="1.0" encoding="utf-8"?>
+<p:properties xmlns:p="http://schemas.microsoft.com/office/2006/metadata/properties" xmlns:xsi="http://www.w3.org/2001/XMLSchema-instance" xmlns:pc="http://schemas.microsoft.com/office/infopath/2007/PartnerControls">
+  <documentManagement/>
+</p:properties>
 </file>
 
-<file path=customXml/itemProps2.xml><?xml version="1.0" encoding="utf-8"?>
+<file path=customXml/itemProps1.xml><?xml version="1.0" encoding="utf-8"?>
 <ds:datastoreItem xmlns:ds="http://schemas.openxmlformats.org/officeDocument/2006/customXml" ds:itemID="{767CD2D5-7A6C-47C3-9B54-C4225C74DD0B}">
   <ds:schemaRefs>
     <ds:schemaRef ds:uri="http://schemas.microsoft.com/office/2006/metadata/contentType"/>
@@ -9934,19 +9517,27 @@
 </ds:datastoreItem>
 </file>
 
+<file path=customXml/itemProps2.xml><?xml version="1.0" encoding="utf-8"?>
+<ds:datastoreItem xmlns:ds="http://schemas.openxmlformats.org/officeDocument/2006/customXml" ds:itemID="{6E8A10B9-B765-4F0B-A47F-7CB788CD8F65}">
+  <ds:schemaRefs>
+    <ds:schemaRef ds:uri="http://schemas.openxmlformats.org/officeDocument/2006/bibliography"/>
+  </ds:schemaRefs>
+</ds:datastoreItem>
+</file>
+
 <file path=customXml/itemProps3.xml><?xml version="1.0" encoding="utf-8"?>
+<ds:datastoreItem xmlns:ds="http://schemas.openxmlformats.org/officeDocument/2006/customXml" ds:itemID="{DABAA964-10BA-4DBC-ABF2-CDEAC0FAF7AA}">
+  <ds:schemaRefs>
+    <ds:schemaRef ds:uri="http://schemas.microsoft.com/sharepoint/v3/contenttype/forms"/>
+  </ds:schemaRefs>
+</ds:datastoreItem>
+</file>
+
+<file path=customXml/itemProps4.xml><?xml version="1.0" encoding="utf-8"?>
 <ds:datastoreItem xmlns:ds="http://schemas.openxmlformats.org/officeDocument/2006/customXml" ds:itemID="{5F1783E3-BA1C-4CA3-8E32-C9B378BBED03}">
   <ds:schemaRefs>
     <ds:schemaRef ds:uri="http://schemas.microsoft.com/office/2006/metadata/properties"/>
     <ds:schemaRef ds:uri="http://schemas.microsoft.com/office/infopath/2007/PartnerControls"/>
   </ds:schemaRefs>
 </ds:datastoreItem>
-</file>
-
-<file path=customXml/itemProps4.xml><?xml version="1.0" encoding="utf-8"?>
-<ds:datastoreItem xmlns:ds="http://schemas.openxmlformats.org/officeDocument/2006/customXml" ds:itemID="{DABAA964-10BA-4DBC-ABF2-CDEAC0FAF7AA}">
-  <ds:schemaRefs>
-    <ds:schemaRef ds:uri="http://schemas.microsoft.com/sharepoint/v3/contenttype/forms"/>
-  </ds:schemaRefs>
-</ds:datastoreItem>
 </file>